--- a/Landmarks_Technical_Architecture.docx
+++ b/Landmarks_Technical_Architecture.docx
@@ -4999,6 +4999,118 @@
           </w:p>
         </w:tc>
       </w:tr>
+      <w:tr>
+        <w:tc>
+          <w:tcPr>
+            <w:tcW w:type="dxa" w:w="2340"/>
+            <w:tcBorders>
+              <w:top w:val="single" w:color="CCCCCC" w:sz="1"/>
+              <w:left w:val="single" w:color="CCCCCC" w:sz="1"/>
+              <w:bottom w:val="single" w:color="CCCCCC" w:sz="1"/>
+              <w:right w:val="single" w:color="CCCCCC" w:sz="1"/>
+            </w:tcBorders>
+            <w:tcMar>
+              <w:top w:type="dxa" w:w="80"/>
+              <w:left w:type="dxa" w:w="120"/>
+              <w:bottom w:type="dxa" w:w="80"/>
+              <w:right w:type="dxa" w:w="120"/>
+            </w:tcMar>
+          </w:tcPr>
+          <w:p>
+            <w:r>
+              <w:rPr>
+                <w:rFonts w:ascii="Arial" w:cs="Arial" w:eastAsia="Arial" w:hAnsi="Arial"/>
+                <w:sz w:val="20"/>
+                <w:szCs w:val="20"/>
+              </w:rPr>
+              <w:t xml:space="preserve">Store.giftHistory</w:t>
+            </w:r>
+          </w:p>
+        </w:tc>
+        <w:tc>
+          <w:tcPr>
+            <w:tcW w:type="dxa" w:w="7020"/>
+            <w:tcBorders>
+              <w:top w:val="single" w:color="CCCCCC" w:sz="1"/>
+              <w:left w:val="single" w:color="CCCCCC" w:sz="1"/>
+              <w:bottom w:val="single" w:color="CCCCCC" w:sz="1"/>
+              <w:right w:val="single" w:color="CCCCCC" w:sz="1"/>
+            </w:tcBorders>
+            <w:tcMar>
+              <w:top w:type="dxa" w:w="80"/>
+              <w:left w:type="dxa" w:w="120"/>
+              <w:bottom w:type="dxa" w:w="80"/>
+              <w:right w:type="dxa" w:w="120"/>
+            </w:tcMar>
+          </w:tcPr>
+          <w:p>
+            <w:r>
+              <w:rPr>
+                <w:rFonts w:ascii="Arial" w:cs="Arial" w:eastAsia="Arial" w:hAnsi="Arial"/>
+                <w:sz w:val="20"/>
+                <w:szCs w:val="20"/>
+              </w:rPr>
+              <w:t xml:space="preserve">Tracks what items were shown in past reminder emails (not clicks/purchases). log(), getForContact(), getLastYearSummary(). Cascade-deleted with contacts.</w:t>
+            </w:r>
+          </w:p>
+        </w:tc>
+      </w:tr>
+      <w:tr>
+        <w:tc>
+          <w:tcPr>
+            <w:tcW w:type="dxa" w:w="2340"/>
+            <w:tcBorders>
+              <w:top w:val="single" w:color="CCCCCC" w:sz="1"/>
+              <w:left w:val="single" w:color="CCCCCC" w:sz="1"/>
+              <w:bottom w:val="single" w:color="CCCCCC" w:sz="1"/>
+              <w:right w:val="single" w:color="CCCCCC" w:sz="1"/>
+            </w:tcBorders>
+            <w:tcMar>
+              <w:top w:type="dxa" w:w="80"/>
+              <w:left w:type="dxa" w:w="120"/>
+              <w:bottom w:type="dxa" w:w="80"/>
+              <w:right w:type="dxa" w:w="120"/>
+            </w:tcMar>
+          </w:tcPr>
+          <w:p>
+            <w:r>
+              <w:rPr>
+                <w:rFonts w:ascii="Arial" w:cs="Arial" w:eastAsia="Arial" w:hAnsi="Arial"/>
+                <w:sz w:val="20"/>
+                <w:szCs w:val="20"/>
+              </w:rPr>
+              <w:t xml:space="preserve">Store.reengagement</w:t>
+            </w:r>
+          </w:p>
+        </w:tc>
+        <w:tc>
+          <w:tcPr>
+            <w:tcW w:type="dxa" w:w="7020"/>
+            <w:tcBorders>
+              <w:top w:val="single" w:color="CCCCCC" w:sz="1"/>
+              <w:left w:val="single" w:color="CCCCCC" w:sz="1"/>
+              <w:bottom w:val="single" w:color="CCCCCC" w:sz="1"/>
+              <w:right w:val="single" w:color="CCCCCC" w:sz="1"/>
+            </w:tcBorders>
+            <w:tcMar>
+              <w:top w:type="dxa" w:w="80"/>
+              <w:left w:type="dxa" w:w="120"/>
+              <w:bottom w:type="dxa" w:w="80"/>
+              <w:right w:type="dxa" w:w="120"/>
+            </w:tcMar>
+          </w:tcPr>
+          <w:p>
+            <w:r>
+              <w:rPr>
+                <w:rFonts w:ascii="Arial" w:cs="Arial" w:eastAsia="Arial" w:hAnsi="Arial"/>
+                <w:sz w:val="20"/>
+                <w:szCs w:val="20"/>
+              </w:rPr>
+              <w:t xml:space="preserve">Re-engagement drip sequence for lapsed users (D+3, D+10, D+30). Activation state tracking.</w:t>
+            </w:r>
+          </w:p>
+        </w:tc>
+      </w:tr>
     </w:tbl>
     <w:p>
       <w:pPr>
@@ -5280,7 +5392,7 @@
           <w:sz w:val="22"/>
           <w:szCs w:val="22"/>
         </w:rPr>
-        <w:t xml:space="preserve">Full auth flow (sign up, onboarding, dashboard, sign out, sign in). Contact CRUD with search, relationship filter, high-importance flag. Event management (birthday, anniversary, custom) with month/day, optional year, one-time flag, and sensitive-event suppression. Gift category preferences (per-contact or global default) with budget tiers. Dashboard with upcoming reminders sorted by proximity, urgency color coding, and stats. Settings with display name, timezone, reminder timing chip picker, send hour (6AM-9PM), monthly digest toggle, data export (JSON), and account deletion with cascade warning. Email preview with contact/event/gift swapping and scheduled send time. Admin conversion funnel with seeded demo data and email queue with gift overrides. Cookie consent banner. Mobile-responsive sidebar on all authenticated pages. Read-only .ics calendar feed. Privacy messaging on authenticated pages.</w:t>
+        <w:t xml:space="preserve">Full auth flow (sign up, onboarding, dashboard, sign out, sign in). Contact CRUD with search, relationship filter, high-importance flag. Event management (birthday, anniversary, custom) with month/day, optional year, one-time flag, and sensitive-event suppression. Gift category preferences (per-contact or global default) with budget tiers. Dashboard with upcoming reminders sorted by proximity, urgency color coding, and stats. Settings with display name, timezone, reminder timing chip picker, send hour (6AM-9PM), monthly digest toggle, data export (JSON), and account deletion with cascade warning. Email preview with contact/event/gift swapping, scheduled send time, and last-year suggestion line. Admin conversion funnel with seeded demo data and email queue with gift overrides. Cookie consent banner. Mobile-responsive sidebar on all authenticated pages. Read-only .ics calendar feed. Privacy messaging on authenticated pages. Shown-gift history tracking what items were displayed in past reminders, with past-suggestions section on contact detail page.</w:t>
       </w:r>
     </w:p>
     <w:p>

--- a/Landmarks_Technical_Architecture.docx
+++ b/Landmarks_Technical_Architecture.docx
@@ -47,6 +47,24 @@
           <w:szCs w:val="22"/>
         </w:rPr>
         <w:t xml:space="preserve">April 2026 — Prototype Phase</w:t>
+      </w:r>
+    </w:p>
+    <w:p>
+      <w:pPr>
+        <w:pBdr>
+          <w:left w:val="single" w:sz="24" w:space="8" w:color="D05A32"/>
+        </w:pBdr>
+      </w:pPr>
+      <w:r>
+        <w:rPr>
+          <w:rFonts w:ascii="Arial" w:cs="Arial" w:eastAsia="Arial" w:hAnsi="Arial"/>
+          <w:b/>
+          <w:bCs/>
+          <w:color w:val="856404"/>
+          <w:sz w:val="22"/>
+          <w:szCs w:val="22"/>
+        </w:rPr>
+        <w:t xml:space="preserve">⚠ STATUS UPDATE (April 2026): This document describes the original prototype architecture. The production migration to Next.js + Supabase + Resend + Vercel is now partially complete (Phases 1–5 of 9). The production app lives in src/ and is deployed on Vercel. The prototype HTML files in the repo root are kept for reference only. See CLAUDE.md for current production architecture, file map, and conventions.</w:t>
       </w:r>
     </w:p>
     <w:p>
